--- a/papers/NaijaTaste_TaskB_Solution_Paper.docx
+++ b/papers/NaijaTaste_TaskB_Solution_Paper.docx
@@ -619,7 +619,7 @@
           <w:sz w:val="22"/>
           <w:szCs w:val="22"/>
         </w:rPr>
-        <w:t xml:space="preserve">The NaijaTaste AI Task B pipeline follows a six-stage agentic workflow as illustrated in Figure 1. Each stage is a discrete decision point with conditional branching: the cache lookup at Stage 3 short-circuits to the response if a matching query has been served before; the location resolver at Stage 2 selects between GPS precision and city centroid based on query semantics; and the cold-start handler provides an alternative entry path for users without review history.</w:t>
+        <w:t>The six stages constitute an agent’s tool repertoire, not a fixed sequence. Gemini 2.5 Flash acts as the reasoning engine, selecting retrieval parameters, location resolution strategy, and ranking criteria based on query semantics. For the query ‘Mo fe je amala for Lagos’: the agent detects Yoruba language and FOOD_QUERY intent, resolves Lagos to GPS coordinates, issues a cache-aware Places retrieval, ranks results by persona fit, and returns all response fields in Yoruba — a complete Thought-Action-Observation loop within a single inference pass.</w:t>
       </w:r>
     </w:p>
     <w:p>
@@ -2031,7 +2031,7 @@
           <w:sz w:val="22"/>
           <w:szCs w:val="22"/>
         </w:rPr>
-        <w:t xml:space="preserve">Following Pawar et al. [13], we implement a Cross-Domain Taste module that recommends Nigerian books matched to the user's food energy. Gemini reasons about the flavour profile of the food recommendation and suggests books with similar cultural resonance: buka food (communal, affordable, authentic) maps to Chimamanda Ngozi Adichie's There Was a Country; fine dining (premium, curated) maps to Oyinkan Braithwaite's My Sister the Serial Killer; late-night street suya maps to Teju Cole's Every Day is for the Thief. Cross-domain recommendations are generated in a single Gemini pass alongside food recommendations, adding no latency overhead.</w:t>
+        <w:t>Following Pawar et al. [13], we implement a Cross-Domain Taste module that recommends Nigerian books matched to the user’s food energy. Rather than a static lookup table, Gemini reasons about cultural resonance in a single inference pass alongside restaurant ranking: buka food (communal, affordable, authentic) maps to grounded Nigerian realism; fine dining (curated, Lagos aesthetic) maps to sharp satirical fiction. The cultural linking signal generalizes to any food category without maintaining explicit mappings.</w:t>
       </w:r>
     </w:p>
     <w:p>
@@ -6505,7 +6505,7 @@
           <w:sz w:val="22"/>
           <w:szCs w:val="22"/>
         </w:rPr>
-        <w:t xml:space="preserve">The 100% coverage and 100% Nigerian grounding on cold-start Nigerian queries demonstrate that the system performs correctly in its intended operating domain. The NDCG gap against Yelp is a documented methodological artefact of domain mismatch — not a reflection of recommendation quality. The more significant finding is architectural: for any market where user interaction data is sparse but geographic and cultural context is rich, retrieval-augmented generation with culturally-grounded LLM ranking represents a viable and deployable production architecture. Nigeria is not an edge case — it is a template.</w:t>
+        <w:t>The 100% coverage and 100% Nigerian grounding on cold-start Nigerian queries demonstrate that the system performs correctly in its intended operating domain. The NDCG gap against Yelp is a documented methodological artefact of domain mismatch — not a reflection of recommendation quality. The more significant finding is architectural: for any market where user interaction data is sparse but geographic and cultural context is rich, retrieval-augmented generation with culturally-grounded LLM ranking represents a viable and deployable production architecture. We argue this RAG plus cultural ranking architecture is portable to any market where interaction data is sparse but geographic and cultural context is rich. Nigeria is our proving ground; the methodology generalizes.</w:t>
       </w:r>
     </w:p>
     <w:p>
